--- a/benchmark/outputs/gold/invoice_001_A.docx
+++ b/benchmark/outputs/gold/invoice_001_A.docx
@@ -47,7 +47,7 @@
             </w:pPr>
             <w:r>
               <w:rPr>
-                <w:rFonts w:ascii="Helvetica" w:hAnsi="Helvetica" w:eastAsia="Helvetica"/>
+                <w:rFonts w:ascii="Arial" w:hAnsi="Arial" w:eastAsia="Helvetica"/>
                 <w:b/>
                 <w:i w:val="0"/>
                 <w:color w:val="72727A"/>
@@ -77,7 +77,7 @@
             </w:pPr>
             <w:r>
               <w:rPr>
-                <w:rFonts w:ascii="Helvetica" w:hAnsi="Helvetica" w:eastAsia="Helvetica"/>
+                <w:rFonts w:ascii="Arial" w:hAnsi="Arial" w:eastAsia="Helvetica"/>
                 <w:b/>
                 <w:i w:val="0"/>
                 <w:color w:val="1E1E23"/>
@@ -90,7 +90,7 @@
             </w:r>
             <w:r>
               <w:rPr>
-                <w:rFonts w:ascii="Helvetica" w:hAnsi="Helvetica" w:eastAsia="Helvetica"/>
+                <w:rFonts w:ascii="Arial" w:hAnsi="Arial" w:eastAsia="Helvetica"/>
                 <w:b w:val="0"/>
                 <w:i w:val="0"/>
                 <w:color w:val="72727A"/>
@@ -113,7 +113,7 @@
       </w:pPr>
       <w:r>
         <w:rPr>
-          <w:rFonts w:ascii="Helvetica" w:hAnsi="Helvetica" w:eastAsia="Helvetica"/>
+          <w:rFonts w:ascii="Arial" w:hAnsi="Arial" w:eastAsia="Helvetica"/>
           <w:b/>
           <w:i w:val="0"/>
           <w:color w:val="1E1E23"/>
@@ -133,7 +133,7 @@
       </w:pPr>
       <w:r>
         <w:rPr>
-          <w:rFonts w:ascii="Helvetica" w:hAnsi="Helvetica" w:eastAsia="Helvetica"/>
+          <w:rFonts w:ascii="Arial" w:hAnsi="Arial" w:eastAsia="Helvetica"/>
           <w:b w:val="0"/>
           <w:i w:val="0"/>
           <w:color w:val="1E1E23"/>
@@ -153,7 +153,7 @@
       </w:pPr>
       <w:r>
         <w:rPr>
-          <w:rFonts w:ascii="Helvetica" w:hAnsi="Helvetica" w:eastAsia="Helvetica"/>
+          <w:rFonts w:ascii="Arial" w:hAnsi="Arial" w:eastAsia="Helvetica"/>
           <w:b w:val="0"/>
           <w:i w:val="0"/>
           <w:color w:val="72727A"/>
@@ -183,7 +183,7 @@
       </w:pPr>
       <w:r>
         <w:rPr>
-          <w:rFonts w:ascii="Helvetica" w:hAnsi="Helvetica" w:eastAsia="Helvetica"/>
+          <w:rFonts w:ascii="Arial" w:hAnsi="Arial" w:eastAsia="Helvetica"/>
           <w:b/>
           <w:i w:val="0"/>
           <w:color w:val="72727A"/>
@@ -196,7 +196,7 @@
       </w:r>
       <w:r>
         <w:rPr>
-          <w:rFonts w:ascii="Helvetica" w:hAnsi="Helvetica" w:eastAsia="Helvetica"/>
+          <w:rFonts w:ascii="Arial" w:hAnsi="Arial" w:eastAsia="Helvetica"/>
           <w:b w:val="0"/>
           <w:i w:val="0"/>
           <w:color w:val="1E1E23"/>
@@ -206,7 +206,7 @@
       </w:r>
       <w:r>
         <w:rPr>
-          <w:rFonts w:ascii="Helvetica" w:hAnsi="Helvetica" w:eastAsia="Helvetica"/>
+          <w:rFonts w:ascii="Arial" w:hAnsi="Arial" w:eastAsia="Helvetica"/>
           <w:b w:val="0"/>
           <w:i w:val="0"/>
           <w:color w:val="1E1E23"/>
@@ -240,7 +240,7 @@
       </w:pPr>
       <w:r>
         <w:rPr>
-          <w:rFonts w:ascii="Helvetica" w:hAnsi="Helvetica" w:eastAsia="Helvetica"/>
+          <w:rFonts w:ascii="Arial" w:hAnsi="Arial" w:eastAsia="Helvetica"/>
           <w:b w:val="0"/>
           <w:i w:val="0"/>
           <w:color w:val="1E1E23"/>
@@ -253,7 +253,7 @@
       </w:r>
       <w:r>
         <w:rPr>
-          <w:rFonts w:ascii="Helvetica" w:hAnsi="Helvetica" w:eastAsia="Helvetica"/>
+          <w:rFonts w:ascii="Arial" w:hAnsi="Arial" w:eastAsia="Helvetica"/>
           <w:b w:val="0"/>
           <w:i w:val="0"/>
           <w:color w:val="1E1E23"/>
@@ -319,7 +319,7 @@
             </w:pPr>
             <w:r>
               <w:rPr>
-                <w:rFonts w:ascii="Helvetica" w:hAnsi="Helvetica" w:eastAsia="Helvetica"/>
+                <w:rFonts w:ascii="Arial" w:hAnsi="Arial" w:eastAsia="Helvetica"/>
                 <w:b/>
                 <w:i w:val="0"/>
                 <w:color w:val="1E1E23"/>
@@ -355,7 +355,7 @@
             </w:pPr>
             <w:r>
               <w:rPr>
-                <w:rFonts w:ascii="Helvetica" w:hAnsi="Helvetica" w:eastAsia="Helvetica"/>
+                <w:rFonts w:ascii="Arial" w:hAnsi="Arial" w:eastAsia="Helvetica"/>
                 <w:b/>
                 <w:i w:val="0"/>
                 <w:color w:val="1E1E23"/>
@@ -391,7 +391,7 @@
             </w:pPr>
             <w:r>
               <w:rPr>
-                <w:rFonts w:ascii="Helvetica" w:hAnsi="Helvetica" w:eastAsia="Helvetica"/>
+                <w:rFonts w:ascii="Arial" w:hAnsi="Arial" w:eastAsia="Helvetica"/>
                 <w:b/>
                 <w:i w:val="0"/>
                 <w:color w:val="1E1E23"/>
@@ -427,7 +427,7 @@
             </w:pPr>
             <w:r>
               <w:rPr>
-                <w:rFonts w:ascii="Helvetica" w:hAnsi="Helvetica" w:eastAsia="Helvetica"/>
+                <w:rFonts w:ascii="Arial" w:hAnsi="Arial" w:eastAsia="Helvetica"/>
                 <w:b/>
                 <w:i w:val="0"/>
                 <w:color w:val="1E1E23"/>
@@ -467,7 +467,7 @@
             </w:pPr>
             <w:r>
               <w:rPr>
-                <w:rFonts w:ascii="Helvetica" w:hAnsi="Helvetica" w:eastAsia="Helvetica"/>
+                <w:rFonts w:ascii="Arial" w:hAnsi="Arial" w:eastAsia="Helvetica"/>
                 <w:b w:val="0"/>
                 <w:i w:val="0"/>
                 <w:color w:val="1E1E23"/>
@@ -502,7 +502,7 @@
             </w:pPr>
             <w:r>
               <w:rPr>
-                <w:rFonts w:ascii="Helvetica" w:hAnsi="Helvetica" w:eastAsia="Helvetica"/>
+                <w:rFonts w:ascii="Arial" w:hAnsi="Arial" w:eastAsia="Helvetica"/>
                 <w:b w:val="0"/>
                 <w:i w:val="0"/>
                 <w:color w:val="1E1E23"/>
@@ -537,7 +537,7 @@
             </w:pPr>
             <w:r>
               <w:rPr>
-                <w:rFonts w:ascii="Helvetica" w:hAnsi="Helvetica" w:eastAsia="Helvetica"/>
+                <w:rFonts w:ascii="Arial" w:hAnsi="Arial" w:eastAsia="Helvetica"/>
                 <w:b w:val="0"/>
                 <w:i w:val="0"/>
                 <w:color w:val="1E1E23"/>
@@ -572,7 +572,7 @@
             </w:pPr>
             <w:r>
               <w:rPr>
-                <w:rFonts w:ascii="Helvetica" w:hAnsi="Helvetica" w:eastAsia="Helvetica"/>
+                <w:rFonts w:ascii="Arial" w:hAnsi="Arial" w:eastAsia="Helvetica"/>
                 <w:b w:val="0"/>
                 <w:i w:val="0"/>
                 <w:color w:val="1E1E23"/>
@@ -612,7 +612,7 @@
             </w:pPr>
             <w:r>
               <w:rPr>
-                <w:rFonts w:ascii="Helvetica" w:hAnsi="Helvetica" w:eastAsia="Helvetica"/>
+                <w:rFonts w:ascii="Arial" w:hAnsi="Arial" w:eastAsia="Helvetica"/>
                 <w:b w:val="0"/>
                 <w:i w:val="0"/>
                 <w:color w:val="1E1E23"/>
@@ -647,7 +647,7 @@
             </w:pPr>
             <w:r>
               <w:rPr>
-                <w:rFonts w:ascii="Helvetica" w:hAnsi="Helvetica" w:eastAsia="Helvetica"/>
+                <w:rFonts w:ascii="Arial" w:hAnsi="Arial" w:eastAsia="Helvetica"/>
                 <w:b w:val="0"/>
                 <w:i w:val="0"/>
                 <w:color w:val="1E1E23"/>
@@ -682,7 +682,7 @@
             </w:pPr>
             <w:r>
               <w:rPr>
-                <w:rFonts w:ascii="Helvetica" w:hAnsi="Helvetica" w:eastAsia="Helvetica"/>
+                <w:rFonts w:ascii="Arial" w:hAnsi="Arial" w:eastAsia="Helvetica"/>
                 <w:b w:val="0"/>
                 <w:i w:val="0"/>
                 <w:color w:val="1E1E23"/>
@@ -717,7 +717,7 @@
             </w:pPr>
             <w:r>
               <w:rPr>
-                <w:rFonts w:ascii="Helvetica" w:hAnsi="Helvetica" w:eastAsia="Helvetica"/>
+                <w:rFonts w:ascii="Arial" w:hAnsi="Arial" w:eastAsia="Helvetica"/>
                 <w:b w:val="0"/>
                 <w:i w:val="0"/>
                 <w:color w:val="1E1E23"/>
@@ -757,7 +757,7 @@
             </w:pPr>
             <w:r>
               <w:rPr>
-                <w:rFonts w:ascii="Helvetica" w:hAnsi="Helvetica" w:eastAsia="Helvetica"/>
+                <w:rFonts w:ascii="Arial" w:hAnsi="Arial" w:eastAsia="Helvetica"/>
                 <w:b w:val="0"/>
                 <w:i w:val="0"/>
                 <w:color w:val="1E1E23"/>
@@ -792,7 +792,7 @@
             </w:pPr>
             <w:r>
               <w:rPr>
-                <w:rFonts w:ascii="Helvetica" w:hAnsi="Helvetica" w:eastAsia="Helvetica"/>
+                <w:rFonts w:ascii="Arial" w:hAnsi="Arial" w:eastAsia="Helvetica"/>
                 <w:b w:val="0"/>
                 <w:i w:val="0"/>
                 <w:color w:val="1E1E23"/>
@@ -827,7 +827,7 @@
             </w:pPr>
             <w:r>
               <w:rPr>
-                <w:rFonts w:ascii="Helvetica" w:hAnsi="Helvetica" w:eastAsia="Helvetica"/>
+                <w:rFonts w:ascii="Arial" w:hAnsi="Arial" w:eastAsia="Helvetica"/>
                 <w:b w:val="0"/>
                 <w:i w:val="0"/>
                 <w:color w:val="1E1E23"/>
@@ -862,7 +862,7 @@
             </w:pPr>
             <w:r>
               <w:rPr>
-                <w:rFonts w:ascii="Helvetica" w:hAnsi="Helvetica" w:eastAsia="Helvetica"/>
+                <w:rFonts w:ascii="Arial" w:hAnsi="Arial" w:eastAsia="Helvetica"/>
                 <w:b w:val="0"/>
                 <w:i w:val="0"/>
                 <w:color w:val="1E1E23"/>
@@ -902,7 +902,7 @@
             </w:pPr>
             <w:r>
               <w:rPr>
-                <w:rFonts w:ascii="Helvetica" w:hAnsi="Helvetica" w:eastAsia="Helvetica"/>
+                <w:rFonts w:ascii="Arial" w:hAnsi="Arial" w:eastAsia="Helvetica"/>
                 <w:b w:val="0"/>
                 <w:i w:val="0"/>
                 <w:color w:val="1E1E23"/>
@@ -937,7 +937,7 @@
             </w:pPr>
             <w:r>
               <w:rPr>
-                <w:rFonts w:ascii="Helvetica" w:hAnsi="Helvetica" w:eastAsia="Helvetica"/>
+                <w:rFonts w:ascii="Arial" w:hAnsi="Arial" w:eastAsia="Helvetica"/>
                 <w:b w:val="0"/>
                 <w:i w:val="0"/>
                 <w:color w:val="1E1E23"/>
@@ -972,7 +972,7 @@
             </w:pPr>
             <w:r>
               <w:rPr>
-                <w:rFonts w:ascii="Helvetica" w:hAnsi="Helvetica" w:eastAsia="Helvetica"/>
+                <w:rFonts w:ascii="Arial" w:hAnsi="Arial" w:eastAsia="Helvetica"/>
                 <w:b w:val="0"/>
                 <w:i w:val="0"/>
                 <w:color w:val="1E1E23"/>
@@ -1007,7 +1007,7 @@
             </w:pPr>
             <w:r>
               <w:rPr>
-                <w:rFonts w:ascii="Helvetica" w:hAnsi="Helvetica" w:eastAsia="Helvetica"/>
+                <w:rFonts w:ascii="Arial" w:hAnsi="Arial" w:eastAsia="Helvetica"/>
                 <w:b w:val="0"/>
                 <w:i w:val="0"/>
                 <w:color w:val="1E1E23"/>
@@ -1047,7 +1047,7 @@
             </w:pPr>
             <w:r>
               <w:rPr>
-                <w:rFonts w:ascii="Helvetica" w:hAnsi="Helvetica" w:eastAsia="Helvetica"/>
+                <w:rFonts w:ascii="Arial" w:hAnsi="Arial" w:eastAsia="Helvetica"/>
                 <w:b w:val="0"/>
                 <w:i w:val="0"/>
                 <w:color w:val="1E1E23"/>
@@ -1082,7 +1082,7 @@
             </w:pPr>
             <w:r>
               <w:rPr>
-                <w:rFonts w:ascii="Helvetica" w:hAnsi="Helvetica" w:eastAsia="Helvetica"/>
+                <w:rFonts w:ascii="Arial" w:hAnsi="Arial" w:eastAsia="Helvetica"/>
                 <w:b w:val="0"/>
                 <w:i w:val="0"/>
                 <w:color w:val="1E1E23"/>
@@ -1117,7 +1117,7 @@
             </w:pPr>
             <w:r>
               <w:rPr>
-                <w:rFonts w:ascii="Helvetica" w:hAnsi="Helvetica" w:eastAsia="Helvetica"/>
+                <w:rFonts w:ascii="Arial" w:hAnsi="Arial" w:eastAsia="Helvetica"/>
                 <w:b w:val="0"/>
                 <w:i w:val="0"/>
                 <w:color w:val="1E1E23"/>
@@ -1152,7 +1152,7 @@
             </w:pPr>
             <w:r>
               <w:rPr>
-                <w:rFonts w:ascii="Helvetica" w:hAnsi="Helvetica" w:eastAsia="Helvetica"/>
+                <w:rFonts w:ascii="Arial" w:hAnsi="Arial" w:eastAsia="Helvetica"/>
                 <w:b w:val="0"/>
                 <w:i w:val="0"/>
                 <w:color w:val="1E1E23"/>
@@ -1192,7 +1192,7 @@
             </w:pPr>
             <w:r>
               <w:rPr>
-                <w:rFonts w:ascii="Helvetica" w:hAnsi="Helvetica" w:eastAsia="Helvetica"/>
+                <w:rFonts w:ascii="Arial" w:hAnsi="Arial" w:eastAsia="Helvetica"/>
                 <w:b w:val="0"/>
                 <w:i w:val="0"/>
                 <w:color w:val="1E1E23"/>
@@ -1227,7 +1227,7 @@
             </w:pPr>
             <w:r>
               <w:rPr>
-                <w:rFonts w:ascii="Helvetica" w:hAnsi="Helvetica" w:eastAsia="Helvetica"/>
+                <w:rFonts w:ascii="Arial" w:hAnsi="Arial" w:eastAsia="Helvetica"/>
                 <w:b w:val="0"/>
                 <w:i w:val="0"/>
                 <w:color w:val="1E1E23"/>
@@ -1262,7 +1262,7 @@
             </w:pPr>
             <w:r>
               <w:rPr>
-                <w:rFonts w:ascii="Helvetica" w:hAnsi="Helvetica" w:eastAsia="Helvetica"/>
+                <w:rFonts w:ascii="Arial" w:hAnsi="Arial" w:eastAsia="Helvetica"/>
                 <w:b w:val="0"/>
                 <w:i w:val="0"/>
                 <w:color w:val="1E1E23"/>
@@ -1297,7 +1297,7 @@
             </w:pPr>
             <w:r>
               <w:rPr>
-                <w:rFonts w:ascii="Helvetica" w:hAnsi="Helvetica" w:eastAsia="Helvetica"/>
+                <w:rFonts w:ascii="Arial" w:hAnsi="Arial" w:eastAsia="Helvetica"/>
                 <w:b w:val="0"/>
                 <w:i w:val="0"/>
                 <w:color w:val="1E1E23"/>
@@ -1323,7 +1323,7 @@
       </w:pPr>
       <w:r>
         <w:rPr>
-          <w:rFonts w:ascii="Helvetica" w:hAnsi="Helvetica" w:eastAsia="Helvetica"/>
+          <w:rFonts w:ascii="Arial" w:hAnsi="Arial" w:eastAsia="Helvetica"/>
           <w:b w:val="0"/>
           <w:i w:val="0"/>
           <w:color w:val="1E1E23"/>
@@ -1336,7 +1336,7 @@
       </w:r>
       <w:r>
         <w:rPr>
-          <w:rFonts w:ascii="Helvetica" w:hAnsi="Helvetica" w:eastAsia="Helvetica"/>
+          <w:rFonts w:ascii="Arial" w:hAnsi="Arial" w:eastAsia="Helvetica"/>
           <w:b w:val="0"/>
           <w:i w:val="0"/>
           <w:color w:val="1E1E23"/>
@@ -1359,7 +1359,7 @@
       </w:pPr>
       <w:r>
         <w:rPr>
-          <w:rFonts w:ascii="Helvetica" w:hAnsi="Helvetica" w:eastAsia="Helvetica"/>
+          <w:rFonts w:ascii="Arial" w:hAnsi="Arial" w:eastAsia="Helvetica"/>
           <w:b w:val="0"/>
           <w:i w:val="0"/>
           <w:color w:val="1E1E23"/>
@@ -1372,7 +1372,7 @@
       </w:r>
       <w:r>
         <w:rPr>
-          <w:rFonts w:ascii="Helvetica" w:hAnsi="Helvetica" w:eastAsia="Helvetica"/>
+          <w:rFonts w:ascii="Arial" w:hAnsi="Arial" w:eastAsia="Helvetica"/>
           <w:b w:val="0"/>
           <w:i w:val="0"/>
           <w:color w:val="1E1E23"/>
@@ -1396,7 +1396,7 @@
       </w:pPr>
       <w:r>
         <w:rPr>
-          <w:rFonts w:ascii="Helvetica" w:hAnsi="Helvetica" w:eastAsia="Helvetica"/>
+          <w:rFonts w:ascii="Arial" w:hAnsi="Arial" w:eastAsia="Helvetica"/>
           <w:b/>
           <w:i w:val="0"/>
           <w:color w:val="1E1E23"/>
@@ -1409,7 +1409,7 @@
       </w:r>
       <w:r>
         <w:rPr>
-          <w:rFonts w:ascii="Helvetica" w:hAnsi="Helvetica" w:eastAsia="Helvetica"/>
+          <w:rFonts w:ascii="Arial" w:hAnsi="Arial" w:eastAsia="Helvetica"/>
           <w:b/>
           <w:i w:val="0"/>
           <w:color w:val="1E1E23"/>
